--- a/6. Documentation With Templates/LCP02/LCP02-AIRBAG-ECU-001_Concept_v_110.docx
+++ b/6. Documentation With Templates/LCP02/LCP02-AIRBAG-ECU-001_Concept_v_110.docx
@@ -522,14 +522,13 @@
             <w:vAlign w:val="center"/>
           </w:tcPr>
           <w:p>
-            <w:proofErr w:type="spellStart"/>
             <w:r>
               <w:rPr>
                 <w:color w:val="000000"/>
                 <w:sz w:val="18"/>
                 <w:szCs w:val="18"/>
               </w:rPr>
-              <w:t>Alita,</w:t>
+              <w:t>Alita</w:t>
             </w:r>
             <w:r>
               <w:rPr>
@@ -537,16 +536,15 @@
                 <w:sz w:val="18"/>
                 <w:szCs w:val="18"/>
               </w:rPr>
-              <w:t>Fateme</w:t>
-            </w:r>
-            <w:proofErr w:type="spellEnd"/>
+              <w:t xml:space="preserve">, </w:t>
+            </w:r>
             <w:r>
               <w:rPr>
                 <w:color w:val="000000"/>
                 <w:sz w:val="18"/>
                 <w:szCs w:val="18"/>
               </w:rPr>
-              <w:t>,</w:t>
+              <w:t>Fateme,</w:t>
             </w:r>
             <w:r>
               <w:rPr>

--- a/6. Documentation With Templates/LCP02/LCP02-AIRBAG-ECU-001_Concept_v_110.docx
+++ b/6. Documentation With Templates/LCP02/LCP02-AIRBAG-ECU-001_Concept_v_110.docx
@@ -536,7 +536,7 @@
                 <w:sz w:val="18"/>
                 <w:szCs w:val="18"/>
               </w:rPr>
-              <w:t xml:space="preserve">, </w:t>
+              <w:t xml:space="preserve"> Shrestha</w:t>
             </w:r>
             <w:r>
               <w:rPr>
@@ -544,7 +544,7 @@
                 <w:sz w:val="18"/>
                 <w:szCs w:val="18"/>
               </w:rPr>
-              <w:t>Fateme,</w:t>
+              <w:t xml:space="preserve">, </w:t>
             </w:r>
             <w:r>
               <w:rPr>
@@ -552,7 +552,7 @@
                 <w:sz w:val="18"/>
                 <w:szCs w:val="18"/>
               </w:rPr>
-              <w:t xml:space="preserve"> </w:t>
+              <w:t>Fateme</w:t>
             </w:r>
             <w:r>
               <w:rPr>
@@ -560,41 +560,15 @@
                 <w:sz w:val="18"/>
                 <w:szCs w:val="18"/>
               </w:rPr>
-              <w:t xml:space="preserve">HS Harz </w:t>
-            </w:r>
-            <w:proofErr w:type="spellStart"/>
+              <w:t xml:space="preserve"> </w:t>
+            </w:r>
             <w:r>
               <w:rPr>
                 <w:color w:val="000000"/>
                 <w:sz w:val="18"/>
                 <w:szCs w:val="18"/>
               </w:rPr>
-              <w:t>FuSa</w:t>
-            </w:r>
-            <w:proofErr w:type="spellEnd"/>
-            <w:r>
-              <w:rPr>
-                <w:color w:val="000000"/>
-                <w:sz w:val="18"/>
-                <w:szCs w:val="18"/>
-              </w:rPr>
-              <w:t xml:space="preserve"> — </w:t>
-            </w:r>
-            <w:r>
-              <w:rPr>
-                <w:color w:val="000000"/>
-                <w:sz w:val="18"/>
-                <w:szCs w:val="18"/>
-              </w:rPr>
-              <w:t>Project Management</w:t>
-            </w:r>
-            <w:r>
-              <w:rPr>
-                <w:color w:val="000000"/>
-                <w:sz w:val="18"/>
-                <w:szCs w:val="18"/>
-              </w:rPr>
-              <w:t xml:space="preserve"> Team</w:t>
+              <w:t>Hosseinzadeh</w:t>
             </w:r>
           </w:p>
         </w:tc>
